--- a/Code & Conquer - Data Analysis Into Car Depreciation & Future Pricing.docx
+++ b/Code & Conquer - Data Analysis Into Car Depreciation & Future Pricing.docx
@@ -27,6 +27,56 @@
       </w:pPr>
       <w:bookmarkStart w:colFirst="0" w:colLast="0" w:name="_w495k0ff0j8o" w:id="0"/>
       <w:bookmarkEnd w:id="0"/>
+      <w:r>
+        <w:rPr>
+          <w:rFonts w:ascii="Google Sans" w:cs="Google Sans" w:eastAsia="Google Sans" w:hAnsi="Google Sans"/>
+          <w:b w:val="1"/>
+          <w:bCs w:val="1"/>
+          <w:color w:val="1f1f1f"/>
+          <w:sz w:val="46"/>
+          <w:szCs w:val="46"/>
+        </w:rPr>
+        <w:drawing>
+          <wp:anchor allowOverlap="1" behindDoc="0" distB="114300" distT="114300" distL="114300" distR="114300" hidden="0" layoutInCell="1" locked="0" relativeHeight="0" simplePos="0">
+            <wp:simplePos x="0" y="0"/>
+            <wp:positionH relativeFrom="page">
+              <wp:posOffset>3609975</wp:posOffset>
+            </wp:positionH>
+            <wp:positionV relativeFrom="page">
+              <wp:posOffset>1109663</wp:posOffset>
+            </wp:positionV>
+            <wp:extent cx="3729670" cy="700088"/>
+            <wp:effectExtent b="0" l="0" r="0" t="0"/>
+            <wp:wrapNone/>
+            <wp:docPr id="7" name="image2.png"/>
+            <a:graphic>
+              <a:graphicData uri="http://schemas.openxmlformats.org/drawingml/2006/picture">
+                <pic:pic>
+                  <pic:nvPicPr>
+                    <pic:cNvPr id="0" name="image2.png"/>
+                    <pic:cNvPicPr preferRelativeResize="0"/>
+                  </pic:nvPicPr>
+                  <pic:blipFill>
+                    <a:blip r:embed="rId6"/>
+                    <a:srcRect b="0" l="0" r="0" t="0"/>
+                    <a:stretch>
+                      <a:fillRect/>
+                    </a:stretch>
+                  </pic:blipFill>
+                  <pic:spPr>
+                    <a:xfrm>
+                      <a:off x="0" y="0"/>
+                      <a:ext cx="3729670" cy="700088"/>
+                    </a:xfrm>
+                    <a:prstGeom prst="rect"/>
+                    <a:ln/>
+                  </pic:spPr>
+                </pic:pic>
+              </a:graphicData>
+            </a:graphic>
+          </wp:anchor>
+        </w:drawing>
+      </w:r>
       <w:r>
         <w:rPr>
           <w:rFonts w:ascii="Google Sans" w:cs="Google Sans" w:eastAsia="Google Sans" w:hAnsi="Google Sans"/>
@@ -52,16 +102,16 @@
             <wp:extent cx="862013" cy="862013"/>
             <wp:effectExtent b="0" l="0" r="0" t="0"/>
             <wp:wrapTopAndBottom distB="114300" distT="114300"/>
-            <wp:docPr id="5" name="image8.png"/>
+            <wp:docPr id="5" name="image3.png"/>
             <a:graphic>
               <a:graphicData uri="http://schemas.openxmlformats.org/drawingml/2006/picture">
                 <pic:pic>
                   <pic:nvPicPr>
-                    <pic:cNvPr id="0" name="image8.png"/>
+                    <pic:cNvPr id="0" name="image3.png"/>
                     <pic:cNvPicPr preferRelativeResize="0"/>
                   </pic:nvPicPr>
                   <pic:blipFill>
-                    <a:blip r:embed="rId6"/>
+                    <a:blip r:embed="rId7"/>
                     <a:srcRect b="0" l="0" r="0" t="0"/>
                     <a:stretch>
                       <a:fillRect/>
@@ -137,16 +187,16 @@
           <wp:inline distB="114300" distT="114300" distL="114300" distR="114300">
             <wp:extent cx="5731200" cy="3721100"/>
             <wp:effectExtent b="0" l="0" r="0" t="0"/>
-            <wp:docPr id="6" name="image1.png"/>
+            <wp:docPr id="6" name="image6.png"/>
             <a:graphic>
               <a:graphicData uri="http://schemas.openxmlformats.org/drawingml/2006/picture">
                 <pic:pic>
                   <pic:nvPicPr>
-                    <pic:cNvPr id="0" name="image1.png"/>
+                    <pic:cNvPr id="0" name="image6.png"/>
                     <pic:cNvPicPr preferRelativeResize="0"/>
                   </pic:nvPicPr>
                   <pic:blipFill>
-                    <a:blip r:embed="rId7"/>
+                    <a:blip r:embed="rId8"/>
                     <a:srcRect b="0" l="0" r="0" t="0"/>
                     <a:stretch>
                       <a:fillRect/>
@@ -285,16 +335,16 @@
           <wp:inline distB="114300" distT="114300" distL="114300" distR="114300">
             <wp:extent cx="5731200" cy="2260600"/>
             <wp:effectExtent b="0" l="0" r="0" t="0"/>
-            <wp:docPr id="8" name="image7.png"/>
+            <wp:docPr id="9" name="image9.png"/>
             <a:graphic>
               <a:graphicData uri="http://schemas.openxmlformats.org/drawingml/2006/picture">
                 <pic:pic>
                   <pic:nvPicPr>
-                    <pic:cNvPr id="0" name="image7.png"/>
+                    <pic:cNvPr id="0" name="image9.png"/>
                     <pic:cNvPicPr preferRelativeResize="0"/>
                   </pic:nvPicPr>
                   <pic:blipFill>
-                    <a:blip r:embed="rId8"/>
+                    <a:blip r:embed="rId9"/>
                     <a:srcRect b="0" l="0" r="0" t="0"/>
                     <a:stretch>
                       <a:fillRect/>
@@ -434,231 +484,12 @@
           <wp:inline distB="114300" distT="114300" distL="114300" distR="114300">
             <wp:extent cx="5731200" cy="3441700"/>
             <wp:effectExtent b="0" l="0" r="0" t="0"/>
-            <wp:docPr id="1" name="image2.png"/>
+            <wp:docPr id="1" name="image5.png"/>
             <a:graphic>
               <a:graphicData uri="http://schemas.openxmlformats.org/drawingml/2006/picture">
                 <pic:pic>
                   <pic:nvPicPr>
-                    <pic:cNvPr id="0" name="image2.png"/>
-                    <pic:cNvPicPr preferRelativeResize="0"/>
-                  </pic:nvPicPr>
-                  <pic:blipFill>
-                    <a:blip r:embed="rId9"/>
-                    <a:srcRect b="0" l="0" r="0" t="0"/>
-                    <a:stretch>
-                      <a:fillRect/>
-                    </a:stretch>
-                  </pic:blipFill>
-                  <pic:spPr>
-                    <a:xfrm>
-                      <a:off x="0" y="0"/>
-                      <a:ext cx="5731200" cy="3441700"/>
-                    </a:xfrm>
-                    <a:prstGeom prst="rect"/>
-                    <a:ln/>
-                  </pic:spPr>
-                </pic:pic>
-              </a:graphicData>
-            </a:graphic>
-          </wp:inline>
-        </w:drawing>
-      </w:r>
-      <w:r>
-        <w:rPr>
-          <w:rtl w:val="0"/>
-        </w:rPr>
-      </w:r>
-    </w:p>
-    <w:p>
-      <w:pPr>
-        <w:pBdr>
-          <w:top w:color="auto" w:space="0" w:sz="0" w:val="none"/>
-          <w:left w:color="auto" w:space="0" w:sz="0" w:val="none"/>
-          <w:bottom w:color="auto" w:space="0" w:sz="0" w:val="none"/>
-          <w:right w:color="auto" w:space="0" w:sz="0" w:val="none"/>
-          <w:between w:color="auto" w:space="0" w:sz="0" w:val="none"/>
-        </w:pBdr>
-        <w:spacing w:after="240" w:lineRule="auto"/>
-        <w:rPr>
-          <w:b w:val="1"/>
-          <w:bCs w:val="1"/>
-          <w:color w:val="1f1f1f"/>
-        </w:rPr>
-      </w:pPr>
-      <w:r>
-        <w:rPr>
-          <w:b w:val="1"/>
-          <w:bCs w:val="1"/>
-          <w:color w:val="1f1f1f"/>
-          <w:rtl w:val="0"/>
-        </w:rPr>
-        <w:t xml:space="preserve">The Power of the Badge</w:t>
-      </w:r>
-    </w:p>
-    <w:p>
-      <w:pPr>
-        <w:pBdr>
-          <w:top w:color="auto" w:space="0" w:sz="0" w:val="none"/>
-          <w:left w:color="auto" w:space="0" w:sz="0" w:val="none"/>
-          <w:bottom w:color="auto" w:space="0" w:sz="0" w:val="none"/>
-          <w:right w:color="auto" w:space="0" w:sz="0" w:val="none"/>
-          <w:between w:color="auto" w:space="0" w:sz="0" w:val="none"/>
-        </w:pBdr>
-        <w:spacing w:after="240" w:lineRule="auto"/>
-        <w:rPr>
-          <w:color w:val="1f1f1f"/>
-        </w:rPr>
-      </w:pPr>
-      <w:r>
-        <w:rPr>
-          <w:color w:val="1f1f1f"/>
-          <w:rtl w:val="0"/>
-        </w:rPr>
-        <w:t xml:space="preserve">The badge on the front grille establishes a firm baseline for a vehicle's value. Our charts showing the count of cars by manufacturer highlight a market dominated by volume. Ford and VW are the absolute leaders, with roughly 15,000 listings each. Toyota follows closely with about 12,500 cars.</w:t>
-      </w:r>
-    </w:p>
-    <w:p>
-      <w:pPr>
-        <w:pBdr>
-          <w:top w:color="auto" w:space="0" w:sz="0" w:val="none"/>
-          <w:left w:color="auto" w:space="0" w:sz="0" w:val="none"/>
-          <w:bottom w:color="auto" w:space="0" w:sz="0" w:val="none"/>
-          <w:right w:color="auto" w:space="0" w:sz="0" w:val="none"/>
-          <w:between w:color="auto" w:space="0" w:sz="0" w:val="none"/>
-        </w:pBdr>
-        <w:spacing w:after="240" w:lineRule="auto"/>
-        <w:rPr>
-          <w:color w:val="1f1f1f"/>
-        </w:rPr>
-      </w:pPr>
-      <w:r>
-        <w:rPr>
-          <w:color w:val="1f1f1f"/>
-          <w:rtl w:val="0"/>
-        </w:rPr>
-        <w:t xml:space="preserve">However, high volume does not equal high price. The average price chart shows Ford averaging around £10,500, while VW sits near £10,000.</w:t>
-      </w:r>
-    </w:p>
-    <w:p>
-      <w:pPr>
-        <w:pBdr>
-          <w:top w:color="auto" w:space="0" w:sz="0" w:val="none"/>
-          <w:left w:color="auto" w:space="0" w:sz="0" w:val="none"/>
-          <w:bottom w:color="auto" w:space="0" w:sz="0" w:val="none"/>
-          <w:right w:color="auto" w:space="0" w:sz="0" w:val="none"/>
-          <w:between w:color="auto" w:space="0" w:sz="0" w:val="none"/>
-        </w:pBdr>
-        <w:spacing w:after="240" w:lineRule="auto"/>
-        <w:rPr>
-          <w:color w:val="1f1f1f"/>
-        </w:rPr>
-      </w:pPr>
-      <w:r>
-        <w:rPr>
-          <w:color w:val="1f1f1f"/>
-          <w:rtl w:val="0"/>
-        </w:rPr>
-        <w:t xml:space="preserve">Luxury brands operate in a completely different reality. Porsche represents a tiny fraction of the market with just 2,500 listings, but it boasts the highest average price at nearly £29,000. BMW sits in the premium middle ground, with roughly 5,000 listings averaging £24,000. The brand completely dictates the price ceiling.</w:t>
-      </w:r>
-    </w:p>
-    <w:p>
-      <w:pPr>
-        <w:pBdr>
-          <w:top w:color="auto" w:space="0" w:sz="0" w:val="none"/>
-          <w:left w:color="auto" w:space="0" w:sz="0" w:val="none"/>
-          <w:bottom w:color="auto" w:space="0" w:sz="0" w:val="none"/>
-          <w:right w:color="auto" w:space="0" w:sz="0" w:val="none"/>
-          <w:between w:color="auto" w:space="0" w:sz="0" w:val="none"/>
-        </w:pBdr>
-        <w:spacing w:after="240" w:lineRule="auto"/>
-        <w:rPr>
-          <w:b w:val="1"/>
-          <w:bCs w:val="1"/>
-          <w:color w:val="1f1f1f"/>
-        </w:rPr>
-      </w:pPr>
-      <w:r>
-        <w:rPr>
-          <w:b w:val="1"/>
-          <w:bCs w:val="1"/>
-          <w:color w:val="1f1f1f"/>
-          <w:rtl w:val="0"/>
-        </w:rPr>
-        <w:t xml:space="preserve">Engine Size and Power</w:t>
-      </w:r>
-    </w:p>
-    <w:p>
-      <w:pPr>
-        <w:pBdr>
-          <w:top w:color="auto" w:space="0" w:sz="0" w:val="none"/>
-          <w:left w:color="auto" w:space="0" w:sz="0" w:val="none"/>
-          <w:bottom w:color="auto" w:space="0" w:sz="0" w:val="none"/>
-          <w:right w:color="auto" w:space="0" w:sz="0" w:val="none"/>
-          <w:between w:color="auto" w:space="0" w:sz="0" w:val="none"/>
-        </w:pBdr>
-        <w:spacing w:after="240" w:lineRule="auto"/>
-        <w:rPr>
-          <w:color w:val="1f1f1f"/>
-        </w:rPr>
-      </w:pPr>
-      <w:r>
-        <w:rPr>
-          <w:color w:val="1f1f1f"/>
-          <w:rtl w:val="0"/>
-        </w:rPr>
-        <w:t xml:space="preserve">When we look at the boxplots mapping engine size against price, a clear staircase effect appears. The market heavily links engine displacement to vehicle prestige.</w:t>
-      </w:r>
-    </w:p>
-    <w:p>
-      <w:pPr>
-        <w:pBdr>
-          <w:top w:color="auto" w:space="0" w:sz="0" w:val="none"/>
-          <w:left w:color="auto" w:space="0" w:sz="0" w:val="none"/>
-          <w:bottom w:color="auto" w:space="0" w:sz="0" w:val="none"/>
-          <w:right w:color="auto" w:space="0" w:sz="0" w:val="none"/>
-          <w:between w:color="auto" w:space="0" w:sz="0" w:val="none"/>
-        </w:pBdr>
-        <w:spacing w:after="240" w:lineRule="auto"/>
-        <w:rPr>
-          <w:color w:val="1f1f1f"/>
-        </w:rPr>
-      </w:pPr>
-      <w:r>
-        <w:rPr>
-          <w:color w:val="1f1f1f"/>
-          <w:rtl w:val="0"/>
-        </w:rPr>
-        <w:t xml:space="preserve">Small engines ranging from 1.0 to 1.4 litres dominate the affordable commuter segment. Their prices are tightly clustered at the lower end of the graph. As the engine size increases to 2.0 litres and beyond, the median price rises significantly. Once we look at massive 3.0 to 5.0 litre engines, we see huge price outliers reaching well over £150,000. Bigger engines almost always equal bigger price tags.</w:t>
-      </w:r>
-    </w:p>
-    <w:p>
-      <w:pPr>
-        <w:pBdr>
-          <w:top w:color="auto" w:space="0" w:sz="0" w:val="none"/>
-          <w:left w:color="auto" w:space="0" w:sz="0" w:val="none"/>
-          <w:bottom w:color="auto" w:space="0" w:sz="0" w:val="none"/>
-          <w:right w:color="auto" w:space="0" w:sz="0" w:val="none"/>
-          <w:between w:color="auto" w:space="0" w:sz="0" w:val="none"/>
-        </w:pBdr>
-        <w:spacing w:after="240" w:lineRule="auto"/>
-        <w:rPr>
-          <w:color w:val="1f1f1f"/>
-        </w:rPr>
-      </w:pPr>
-      <w:r>
-        <w:rPr>
-          <w:color w:val="1f1f1f"/>
-        </w:rPr>
-        <w:drawing>
-          <wp:inline distB="114300" distT="114300" distL="114300" distR="114300">
-            <wp:extent cx="5731200" cy="3441700"/>
-            <wp:effectExtent b="0" l="0" r="0" t="0"/>
-            <wp:docPr id="7" name="image4.png"/>
-            <a:graphic>
-              <a:graphicData uri="http://schemas.openxmlformats.org/drawingml/2006/picture">
-                <pic:pic>
-                  <pic:nvPicPr>
-                    <pic:cNvPr id="0" name="image4.png"/>
+                    <pic:cNvPr id="0" name="image5.png"/>
                     <pic:cNvPicPr preferRelativeResize="0"/>
                   </pic:nvPicPr>
                   <pic:blipFill>
@@ -711,6 +542,225 @@
           <w:color w:val="1f1f1f"/>
           <w:rtl w:val="0"/>
         </w:rPr>
+        <w:t xml:space="preserve">The Power of the Badge</w:t>
+      </w:r>
+    </w:p>
+    <w:p>
+      <w:pPr>
+        <w:pBdr>
+          <w:top w:color="auto" w:space="0" w:sz="0" w:val="none"/>
+          <w:left w:color="auto" w:space="0" w:sz="0" w:val="none"/>
+          <w:bottom w:color="auto" w:space="0" w:sz="0" w:val="none"/>
+          <w:right w:color="auto" w:space="0" w:sz="0" w:val="none"/>
+          <w:between w:color="auto" w:space="0" w:sz="0" w:val="none"/>
+        </w:pBdr>
+        <w:spacing w:after="240" w:lineRule="auto"/>
+        <w:rPr>
+          <w:color w:val="1f1f1f"/>
+        </w:rPr>
+      </w:pPr>
+      <w:r>
+        <w:rPr>
+          <w:color w:val="1f1f1f"/>
+          <w:rtl w:val="0"/>
+        </w:rPr>
+        <w:t xml:space="preserve">The badge on the front grille establishes a firm baseline for a vehicle's value. Our charts showing the count of cars by manufacturer highlight a market dominated by volume. Ford and VW are the absolute leaders, with roughly 15,000 listings each. Toyota follows closely with about 12,500 cars.</w:t>
+      </w:r>
+    </w:p>
+    <w:p>
+      <w:pPr>
+        <w:pBdr>
+          <w:top w:color="auto" w:space="0" w:sz="0" w:val="none"/>
+          <w:left w:color="auto" w:space="0" w:sz="0" w:val="none"/>
+          <w:bottom w:color="auto" w:space="0" w:sz="0" w:val="none"/>
+          <w:right w:color="auto" w:space="0" w:sz="0" w:val="none"/>
+          <w:between w:color="auto" w:space="0" w:sz="0" w:val="none"/>
+        </w:pBdr>
+        <w:spacing w:after="240" w:lineRule="auto"/>
+        <w:rPr>
+          <w:color w:val="1f1f1f"/>
+        </w:rPr>
+      </w:pPr>
+      <w:r>
+        <w:rPr>
+          <w:color w:val="1f1f1f"/>
+          <w:rtl w:val="0"/>
+        </w:rPr>
+        <w:t xml:space="preserve">However, high volume does not equal high price. The average price chart shows Ford averaging around £10,500, while VW sits near £10,000.</w:t>
+      </w:r>
+    </w:p>
+    <w:p>
+      <w:pPr>
+        <w:pBdr>
+          <w:top w:color="auto" w:space="0" w:sz="0" w:val="none"/>
+          <w:left w:color="auto" w:space="0" w:sz="0" w:val="none"/>
+          <w:bottom w:color="auto" w:space="0" w:sz="0" w:val="none"/>
+          <w:right w:color="auto" w:space="0" w:sz="0" w:val="none"/>
+          <w:between w:color="auto" w:space="0" w:sz="0" w:val="none"/>
+        </w:pBdr>
+        <w:spacing w:after="240" w:lineRule="auto"/>
+        <w:rPr>
+          <w:color w:val="1f1f1f"/>
+        </w:rPr>
+      </w:pPr>
+      <w:r>
+        <w:rPr>
+          <w:color w:val="1f1f1f"/>
+          <w:rtl w:val="0"/>
+        </w:rPr>
+        <w:t xml:space="preserve">Luxury brands operate in a completely different reality. Porsche represents a tiny fraction of the market with just 2,500 listings, but it boasts the highest average price at nearly £29,000. BMW sits in the premium middle ground, with roughly 5,000 listings averaging £24,000. The brand completely dictates the price ceiling.</w:t>
+      </w:r>
+    </w:p>
+    <w:p>
+      <w:pPr>
+        <w:pBdr>
+          <w:top w:color="auto" w:space="0" w:sz="0" w:val="none"/>
+          <w:left w:color="auto" w:space="0" w:sz="0" w:val="none"/>
+          <w:bottom w:color="auto" w:space="0" w:sz="0" w:val="none"/>
+          <w:right w:color="auto" w:space="0" w:sz="0" w:val="none"/>
+          <w:between w:color="auto" w:space="0" w:sz="0" w:val="none"/>
+        </w:pBdr>
+        <w:spacing w:after="240" w:lineRule="auto"/>
+        <w:rPr>
+          <w:b w:val="1"/>
+          <w:bCs w:val="1"/>
+          <w:color w:val="1f1f1f"/>
+        </w:rPr>
+      </w:pPr>
+      <w:r>
+        <w:rPr>
+          <w:b w:val="1"/>
+          <w:bCs w:val="1"/>
+          <w:color w:val="1f1f1f"/>
+          <w:rtl w:val="0"/>
+        </w:rPr>
+        <w:t xml:space="preserve">Engine Size and Power</w:t>
+      </w:r>
+    </w:p>
+    <w:p>
+      <w:pPr>
+        <w:pBdr>
+          <w:top w:color="auto" w:space="0" w:sz="0" w:val="none"/>
+          <w:left w:color="auto" w:space="0" w:sz="0" w:val="none"/>
+          <w:bottom w:color="auto" w:space="0" w:sz="0" w:val="none"/>
+          <w:right w:color="auto" w:space="0" w:sz="0" w:val="none"/>
+          <w:between w:color="auto" w:space="0" w:sz="0" w:val="none"/>
+        </w:pBdr>
+        <w:spacing w:after="240" w:lineRule="auto"/>
+        <w:rPr>
+          <w:color w:val="1f1f1f"/>
+        </w:rPr>
+      </w:pPr>
+      <w:r>
+        <w:rPr>
+          <w:color w:val="1f1f1f"/>
+          <w:rtl w:val="0"/>
+        </w:rPr>
+        <w:t xml:space="preserve">When we look at the boxplots mapping engine size against price, a clear staircase effect appears. The market heavily links engine displacement to vehicle prestige.</w:t>
+      </w:r>
+    </w:p>
+    <w:p>
+      <w:pPr>
+        <w:pBdr>
+          <w:top w:color="auto" w:space="0" w:sz="0" w:val="none"/>
+          <w:left w:color="auto" w:space="0" w:sz="0" w:val="none"/>
+          <w:bottom w:color="auto" w:space="0" w:sz="0" w:val="none"/>
+          <w:right w:color="auto" w:space="0" w:sz="0" w:val="none"/>
+          <w:between w:color="auto" w:space="0" w:sz="0" w:val="none"/>
+        </w:pBdr>
+        <w:spacing w:after="240" w:lineRule="auto"/>
+        <w:rPr>
+          <w:color w:val="1f1f1f"/>
+        </w:rPr>
+      </w:pPr>
+      <w:r>
+        <w:rPr>
+          <w:color w:val="1f1f1f"/>
+          <w:rtl w:val="0"/>
+        </w:rPr>
+        <w:t xml:space="preserve">Small engines ranging from 1.0 to 1.4 litres dominate the affordable commuter segment. Their prices are tightly clustered at the lower end of the graph. As the engine size increases to 2.0 litres and beyond, the median price rises significantly. Once we look at massive 3.0 to 5.0 litre engines, we see huge price outliers reaching well over £150,000. Bigger engines almost always equal bigger price tags.</w:t>
+      </w:r>
+    </w:p>
+    <w:p>
+      <w:pPr>
+        <w:pBdr>
+          <w:top w:color="auto" w:space="0" w:sz="0" w:val="none"/>
+          <w:left w:color="auto" w:space="0" w:sz="0" w:val="none"/>
+          <w:bottom w:color="auto" w:space="0" w:sz="0" w:val="none"/>
+          <w:right w:color="auto" w:space="0" w:sz="0" w:val="none"/>
+          <w:between w:color="auto" w:space="0" w:sz="0" w:val="none"/>
+        </w:pBdr>
+        <w:spacing w:after="240" w:lineRule="auto"/>
+        <w:rPr>
+          <w:color w:val="1f1f1f"/>
+        </w:rPr>
+      </w:pPr>
+      <w:r>
+        <w:rPr>
+          <w:color w:val="1f1f1f"/>
+        </w:rPr>
+        <w:drawing>
+          <wp:inline distB="114300" distT="114300" distL="114300" distR="114300">
+            <wp:extent cx="5731200" cy="3441700"/>
+            <wp:effectExtent b="0" l="0" r="0" t="0"/>
+            <wp:docPr id="8" name="image7.png"/>
+            <a:graphic>
+              <a:graphicData uri="http://schemas.openxmlformats.org/drawingml/2006/picture">
+                <pic:pic>
+                  <pic:nvPicPr>
+                    <pic:cNvPr id="0" name="image7.png"/>
+                    <pic:cNvPicPr preferRelativeResize="0"/>
+                  </pic:nvPicPr>
+                  <pic:blipFill>
+                    <a:blip r:embed="rId11"/>
+                    <a:srcRect b="0" l="0" r="0" t="0"/>
+                    <a:stretch>
+                      <a:fillRect/>
+                    </a:stretch>
+                  </pic:blipFill>
+                  <pic:spPr>
+                    <a:xfrm>
+                      <a:off x="0" y="0"/>
+                      <a:ext cx="5731200" cy="3441700"/>
+                    </a:xfrm>
+                    <a:prstGeom prst="rect"/>
+                    <a:ln/>
+                  </pic:spPr>
+                </pic:pic>
+              </a:graphicData>
+            </a:graphic>
+          </wp:inline>
+        </w:drawing>
+      </w:r>
+      <w:r>
+        <w:rPr>
+          <w:rtl w:val="0"/>
+        </w:rPr>
+      </w:r>
+    </w:p>
+    <w:p>
+      <w:pPr>
+        <w:pBdr>
+          <w:top w:color="auto" w:space="0" w:sz="0" w:val="none"/>
+          <w:left w:color="auto" w:space="0" w:sz="0" w:val="none"/>
+          <w:bottom w:color="auto" w:space="0" w:sz="0" w:val="none"/>
+          <w:right w:color="auto" w:space="0" w:sz="0" w:val="none"/>
+          <w:between w:color="auto" w:space="0" w:sz="0" w:val="none"/>
+        </w:pBdr>
+        <w:spacing w:after="240" w:lineRule="auto"/>
+        <w:rPr>
+          <w:b w:val="1"/>
+          <w:bCs w:val="1"/>
+          <w:color w:val="1f1f1f"/>
+        </w:rPr>
+      </w:pPr>
+      <w:r>
+        <w:rPr>
+          <w:b w:val="1"/>
+          <w:bCs w:val="1"/>
+          <w:color w:val="1f1f1f"/>
+          <w:rtl w:val="0"/>
+        </w:rPr>
         <w:t xml:space="preserve">Fuel Preferences</w:t>
       </w:r>
     </w:p>
@@ -783,16 +833,16 @@
           <wp:inline distB="114300" distT="114300" distL="114300" distR="114300">
             <wp:extent cx="5731200" cy="393700"/>
             <wp:effectExtent b="0" l="0" r="0" t="0"/>
-            <wp:docPr id="4" name="image6.png"/>
+            <wp:docPr id="4" name="image1.png"/>
             <a:graphic>
               <a:graphicData uri="http://schemas.openxmlformats.org/drawingml/2006/picture">
                 <pic:pic>
                   <pic:nvPicPr>
-                    <pic:cNvPr id="0" name="image6.png"/>
+                    <pic:cNvPr id="0" name="image1.png"/>
                     <pic:cNvPicPr preferRelativeResize="0"/>
                   </pic:nvPicPr>
                   <pic:blipFill>
-                    <a:blip r:embed="rId11"/>
+                    <a:blip r:embed="rId12"/>
                     <a:srcRect b="0" l="0" r="0" t="0"/>
                     <a:stretch>
                       <a:fillRect/>
@@ -986,16 +1036,16 @@
           <wp:inline distB="0" distT="0" distL="0" distR="0">
             <wp:extent cx="5510213" cy="3212765"/>
             <wp:effectExtent b="0" l="0" r="0" t="0"/>
-            <wp:docPr id="3" name="image5.png"/>
+            <wp:docPr id="3" name="image8.png"/>
             <a:graphic>
               <a:graphicData uri="http://schemas.openxmlformats.org/drawingml/2006/picture">
                 <pic:pic>
                   <pic:nvPicPr>
-                    <pic:cNvPr id="0" name="image5.png"/>
+                    <pic:cNvPr id="0" name="image8.png"/>
                     <pic:cNvPicPr preferRelativeResize="0"/>
                   </pic:nvPicPr>
                   <pic:blipFill>
-                    <a:blip r:embed="rId12"/>
+                    <a:blip r:embed="rId13"/>
                     <a:srcRect b="0" l="0" r="0" t="0"/>
                     <a:stretch>
                       <a:fillRect/>
@@ -1223,16 +1273,16 @@
           <wp:inline distB="57150" distT="57150" distL="57150" distR="57150">
             <wp:extent cx="5731200" cy="5321300"/>
             <wp:effectExtent b="0" l="0" r="0" t="0"/>
-            <wp:docPr id="2" name="image3.png"/>
+            <wp:docPr id="2" name="image4.png"/>
             <a:graphic>
               <a:graphicData uri="http://schemas.openxmlformats.org/drawingml/2006/picture">
                 <pic:pic>
                   <pic:nvPicPr>
-                    <pic:cNvPr id="0" name="image3.png"/>
+                    <pic:cNvPr id="0" name="image4.png"/>
                     <pic:cNvPicPr preferRelativeResize="0"/>
                   </pic:nvPicPr>
                   <pic:blipFill>
-                    <a:blip r:embed="rId13"/>
+                    <a:blip r:embed="rId14"/>
                     <a:srcRect b="0" l="0" r="0" t="0"/>
                     <a:stretch>
                       <a:fillRect/>
